--- a/docs/entrega 1/Entrega1.docx
+++ b/docs/entrega 1/Entrega1.docx
@@ -61,15 +61,7 @@
         <w:spacing w:before="0" w:after="50"/>
       </w:pPr>
       <w:r>
-        <w:t xml:space="preserve">Fecha de entrega: </w:t>
-      </w:r>
-      <w:proofErr w:type="gramStart"/>
-      <w:r>
-        <w:t>Lunes</w:t>
-      </w:r>
-      <w:proofErr w:type="gramEnd"/>
-      <w:r>
-        <w:t xml:space="preserve"> 5 de octubre de 2026</w:t>
+        <w:t>Fecha de entrega: Lunes 5 de octubre de 2026</w:t>
       </w:r>
     </w:p>
     <w:p>
@@ -155,7 +147,23 @@
         <w:t xml:space="preserve">: </w:t>
       </w:r>
       <w:r>
-        <w:t>Fusión de 'Sur' (compromiso territorial con Puerto Montt y la Región de Los Lagos, cercanía y valor del trabajo artesanal local) y 'Code' (desarrollo técnico colaborativo de soluciones de software que resuelven problemas concretos de la comunidad).</w:t>
+        <w:t xml:space="preserve">Elegimos el nombre </w:t>
+      </w:r>
+      <w:proofErr w:type="spellStart"/>
+      <w:r>
+        <w:t>SurCode</w:t>
+      </w:r>
+      <w:proofErr w:type="spellEnd"/>
+      <w:r>
+        <w:t xml:space="preserve"> porque representa la identidad de nuestro equipo y nuestra relación con el sur de Chile. La palabra “Sur” refleja nuestro contexto territorial y nuestra cercanía con los emprendedores de la zona, mientras que “Code” representa nuestra área de formación y el enfoque tecnológico del proyecto. En conjunto, </w:t>
+      </w:r>
+      <w:proofErr w:type="spellStart"/>
+      <w:r>
+        <w:t>SurCode</w:t>
+      </w:r>
+      <w:proofErr w:type="spellEnd"/>
+      <w:r>
+        <w:t xml:space="preserve"> transmite la idea de un equipo del sur que utiliza la tecnología para desarrollar soluciones digitales útiles para la comunidad.</w:t>
       </w:r>
     </w:p>
     <w:p>
@@ -191,7 +199,15 @@
         <w:t xml:space="preserve">: </w:t>
       </w:r>
       <w:r>
-        <w:t>Nombre directo, claro y accesible para usuarias con baja alfabetización digital. Comunica sin ambigüedades el propósito central del sistema: ser el punto de encuentro e interacción directa entre emprendedoras locales, compradores comunales y ferias organizadas.</w:t>
+        <w:t xml:space="preserve">Elegimos el nombre </w:t>
+      </w:r>
+      <w:proofErr w:type="spellStart"/>
+      <w:r>
+        <w:t>ConectaSur</w:t>
+      </w:r>
+      <w:proofErr w:type="spellEnd"/>
+      <w:r>
+        <w:t xml:space="preserve"> porque la finalidad principal de la plataforma es conectar a los emprendedores con potenciales compradores y facilitar la visibilidad de sus productos y emprendimientos. “Conecta” representa la interacción entre emprendedores, compradores, asociaciones y administradores, mientras que “Sur” representa el contexto territorial y la identidad de los emprendimientos de nuestra zona. El nombre es simple, fácil de recordar y permite que la plataforma pueda crecer posteriormente hacia otros sectores del sur de Chile.</w:t>
       </w:r>
     </w:p>
     <w:p>
@@ -223,7 +239,7 @@
         <w:t xml:space="preserve">Paleta de Colores de la Aplicación: </w:t>
       </w:r>
       <w:r>
-        <w:t>Verde Bosque (#1A7B6E) para barras de navegación y estabilidad visual; Coral Artesanal (#E8725A) para botones de acción destacada; Dorado Emprendedor (#F2A922) para valoraciones y estados; y fondos en Crema Lana (#FAF7F2) y Blanco Puro (#FFFFFF) para brindar calidez y asegurar contraste accesible según la norma WCAG AA.</w:t>
+        <w:t xml:space="preserve">Verde Bosque (#1A7B6E) para barras de navegación y estabilidad visual; Coral Artesanal (#E8725A) para botones de acción destacada; Dorado Emprendedor (#F2A922) para valoraciones y estados; y fondos en Crema Lana (#FAF7F2) y Blanco Puro (#FFFFFF) para brindar calidez </w:t>
       </w:r>
     </w:p>
     <w:p>
@@ -314,6 +330,7 @@
           <w:b/>
           <w:bCs/>
         </w:rPr>
+        <w:lastRenderedPageBreak/>
         <w:t xml:space="preserve">Para el Administrador: </w:t>
       </w:r>
       <w:r>
@@ -361,7 +378,6 @@
           <w:sz w:val="24"/>
           <w:szCs w:val="24"/>
         </w:rPr>
-        <w:lastRenderedPageBreak/>
         <w:t>3. Fichas de Personas (Usuarios Tipo)</w:t>
       </w:r>
     </w:p>
@@ -379,46 +395,65 @@
           <w:b/>
           <w:bCs/>
         </w:rPr>
-        <w:t xml:space="preserve">Doña Rosa Sepúlveda (54 años, Alerce — Emprendedora): </w:t>
-      </w:r>
-      <w:r>
-        <w:t xml:space="preserve">Tejedora de lanas naturales. Vende por WhatsApp y en ferias comunitarias. Requiere una interfaz amigable, botones táctiles amplios (≥48 </w:t>
-      </w:r>
-      <w:proofErr w:type="spellStart"/>
-      <w:r>
-        <w:t>dp</w:t>
-      </w:r>
-      <w:proofErr w:type="spellEnd"/>
-      <w:r>
-        <w:t>), flujo guiado paso a paso, acceso rápido por huella dactilar y protección ante pérdida de datos por interrupciones.</w:t>
-      </w:r>
-    </w:p>
-    <w:p>
-      <w:pPr>
-        <w:pStyle w:val="Prrafodelista"/>
-        <w:numPr>
-          <w:ilvl w:val="0"/>
-          <w:numId w:val="1"/>
-        </w:numPr>
-        <w:spacing w:before="20" w:after="40"/>
-      </w:pPr>
-      <w:r>
-        <w:rPr>
-          <w:b/>
-          <w:bCs/>
-        </w:rPr>
-        <w:t xml:space="preserve">Carlos Martínez (32 años, Puerto Montt — Comprador): </w:t>
-      </w:r>
-      <w:r>
-        <w:t xml:space="preserve">Empleado municipal que asiste habitualmente a ferias y busca regalos artesanales; requiere alertas </w:t>
-      </w:r>
-      <w:proofErr w:type="spellStart"/>
-      <w:r>
-        <w:t>push</w:t>
-      </w:r>
-      <w:proofErr w:type="spellEnd"/>
-      <w:r>
-        <w:t xml:space="preserve"> sobre ferias y exploración rápida de catálogos sin intermediarios.</w:t>
+        <w:t xml:space="preserve">Doña </w:t>
+      </w:r>
+      <w:r>
+        <w:rPr>
+          <w:b/>
+          <w:bCs/>
+        </w:rPr>
+        <w:t>María</w:t>
+      </w:r>
+      <w:r>
+        <w:rPr>
+          <w:b/>
+          <w:bCs/>
+        </w:rPr>
+        <w:t xml:space="preserve"> </w:t>
+      </w:r>
+      <w:r>
+        <w:rPr>
+          <w:b/>
+          <w:bCs/>
+        </w:rPr>
+        <w:t xml:space="preserve">Sepúlveda (54 años, Alerce — Emprendedora): </w:t>
+      </w:r>
+      <w:r>
+        <w:t>Tejedora de lanas naturales. Vende por WhatsApp y en ferias comunitarias. Requiere una interfaz amigable, botones táctiles amplios, flujo guiado paso a paso, acceso rápido por huella dactilar y protección ante pérdida de datos por interrupciones.</w:t>
+      </w:r>
+    </w:p>
+    <w:p>
+      <w:pPr>
+        <w:pStyle w:val="Prrafodelista"/>
+        <w:numPr>
+          <w:ilvl w:val="0"/>
+          <w:numId w:val="1"/>
+        </w:numPr>
+        <w:spacing w:before="20" w:after="40"/>
+      </w:pPr>
+      <w:r>
+        <w:rPr>
+          <w:b/>
+          <w:bCs/>
+        </w:rPr>
+        <w:t xml:space="preserve">Carlos </w:t>
+      </w:r>
+      <w:r>
+        <w:rPr>
+          <w:b/>
+          <w:bCs/>
+        </w:rPr>
+        <w:t>Madrazo</w:t>
+      </w:r>
+      <w:r>
+        <w:rPr>
+          <w:b/>
+          <w:bCs/>
+        </w:rPr>
+        <w:t xml:space="preserve"> (32 años, Puerto Montt — Comprador): </w:t>
+      </w:r>
+      <w:r>
+        <w:t>Empleado municipal que asiste habitualmente a ferias y busca regalos artesanales; requiere alertas sobre ferias y exploración rápida de catálogos sin intermediarios.</w:t>
       </w:r>
     </w:p>
     <w:p>
@@ -455,10 +490,17 @@
           <w:b/>
           <w:bCs/>
         </w:rPr>
-        <w:t xml:space="preserve">María Contreras (45 años, Visitante sin Cuenta): </w:t>
-      </w:r>
-      <w:r>
-        <w:t>Compradora casual que recibe un enlace por WhatsApp; puede consultar el catálogo público de la tienda y contactar a la productora sin verse obligada a crear una cuenta previa.</w:t>
+        <w:t xml:space="preserve">Juana </w:t>
+      </w:r>
+      <w:r>
+        <w:rPr>
+          <w:b/>
+          <w:bCs/>
+        </w:rPr>
+        <w:t xml:space="preserve">Contreras (45 años, Visitante sin Cuenta): </w:t>
+      </w:r>
+      <w:r>
+        <w:t>Compradora casual que recibe un enlace por WhatsApp; puede consultar el catálogo público de la tienda y contactar a la productora obligada a crear una cuenta previa.</w:t>
       </w:r>
     </w:p>
     <w:p>
@@ -503,8 +545,15 @@
         <w:t xml:space="preserve">HU-01 (Acceso seguro con biometría): </w:t>
       </w:r>
       <w:r>
-        <w:t>Como emprendedora registrada, quiero ingresar con huella dactilar para acceder con rapidez sin tener que recordar mi contraseña (RF-ACC-01, RF-ACC-02, RF-ACC-05).</w:t>
-      </w:r>
+        <w:t>Como emprendedora registrada, quiero ingresar con huella dactilar para acceder con rapidez sin tener que recordar mi contraseña</w:t>
+      </w:r>
+    </w:p>
+    <w:p>
+      <w:pPr>
+        <w:pStyle w:val="Prrafodelista"/>
+        <w:spacing w:before="20" w:after="40"/>
+        <w:ind w:left="720"/>
+      </w:pPr>
     </w:p>
     <w:p>
       <w:pPr>
@@ -523,8 +572,13 @@
         <w:t xml:space="preserve">HU-02 (Creación guiada de producto): </w:t>
       </w:r>
       <w:r>
-        <w:t>Como emprendedora, quiero registrar un producto paso a paso (foto, nombre, precio, variantes y stock) para publicarlo en mi catálogo de forma guiada y sin complicaciones (RF-PRO-01 al RF-PRO-09).</w:t>
-      </w:r>
+        <w:t>Como emprendedora, quiero registrar un producto paso a paso (foto, nombre, precio, variantes y stock) para publicarlo en mi catálogo de forma guiada y sin complicaciones</w:t>
+      </w:r>
+    </w:p>
+    <w:p>
+      <w:pPr>
+        <w:spacing w:before="20" w:after="40"/>
+      </w:pPr>
     </w:p>
     <w:p>
       <w:pPr>
@@ -543,8 +597,13 @@
         <w:t xml:space="preserve">HU-03 (Registro de ventas e inventario): </w:t>
       </w:r>
       <w:r>
-        <w:t>Como emprendedora, quiero anotar las ventas que realizo con un toque para descontar unidades del stock y registrar mi historial privado (RF-VEN-01 al RF-VEN-03, RF-VEN-05).</w:t>
-      </w:r>
+        <w:t xml:space="preserve">Como emprendedora, quiero anotar las ventas que realizo con un toque para descontar unidades del stock y registrar mi historial privado </w:t>
+      </w:r>
+    </w:p>
+    <w:p>
+      <w:pPr>
+        <w:spacing w:before="20" w:after="40"/>
+      </w:pPr>
     </w:p>
     <w:p>
       <w:pPr>
@@ -563,8 +622,13 @@
         <w:t xml:space="preserve">HU-04 (Gestión de ferias): </w:t>
       </w:r>
       <w:r>
-        <w:t>Como emprendedora, quiero responder 'Participo' o 'No participo' a las invitaciones de ferias directamente desde mi celular con un solo toque (RF-FER-08, RF-FER-09).</w:t>
-      </w:r>
+        <w:t xml:space="preserve">Como emprendedora, quiero responder 'Participo' o 'No participo' a las invitaciones de ferias directamente desde mi celular con un solo toque </w:t>
+      </w:r>
+    </w:p>
+    <w:p>
+      <w:pPr>
+        <w:spacing w:before="20" w:after="40"/>
+      </w:pPr>
     </w:p>
     <w:p>
       <w:pPr>
@@ -583,28 +647,36 @@
         <w:t xml:space="preserve">HU-05 (Compartir y difusión): </w:t>
       </w:r>
       <w:r>
-        <w:t>Como emprendedora, quiero generar un enlace web y un código QR de mi tienda para difundirlos en redes sociales, WhatsApp o exhibirlos en mi puesto (RF-COM-01 al RF-COM-03).</w:t>
-      </w:r>
-    </w:p>
-    <w:p>
-      <w:pPr>
-        <w:pStyle w:val="Prrafodelista"/>
-        <w:numPr>
-          <w:ilvl w:val="0"/>
-          <w:numId w:val="1"/>
-        </w:numPr>
-        <w:spacing w:before="20" w:after="40"/>
-      </w:pPr>
-      <w:r>
-        <w:rPr>
-          <w:b/>
-          <w:bCs/>
-        </w:rPr>
+        <w:t xml:space="preserve">Como emprendedora, quiero generar un enlace web y un código QR de mi tienda para difundirlos en redes sociales, WhatsApp o exhibirlos en mi puesto </w:t>
+      </w:r>
+    </w:p>
+    <w:p>
+      <w:pPr>
+        <w:pStyle w:val="Prrafodelista"/>
+        <w:numPr>
+          <w:ilvl w:val="0"/>
+          <w:numId w:val="1"/>
+        </w:numPr>
+        <w:spacing w:before="20" w:after="40"/>
+      </w:pPr>
+      <w:r>
+        <w:rPr>
+          <w:b/>
+          <w:bCs/>
+        </w:rPr>
+        <w:lastRenderedPageBreak/>
         <w:t xml:space="preserve">HU-06 (Búsqueda comunal): </w:t>
       </w:r>
       <w:r>
-        <w:t>Como comprador, quiero explorar el directorio de emprendedoras filtrando por rubro y sector de Puerto Montt para encontrar artesanías locales de mi interés (RF-CMP-01, RF-ACC-06).</w:t>
-      </w:r>
+        <w:t xml:space="preserve">Como comprador, quiero explorar el directorio de emprendedoras filtrando por rubro y sector de Puerto Montt para encontrar artesanías locales de mi interés </w:t>
+      </w:r>
+    </w:p>
+    <w:p>
+      <w:pPr>
+        <w:pStyle w:val="Prrafodelista"/>
+        <w:spacing w:before="20" w:after="40"/>
+        <w:ind w:left="720"/>
+      </w:pPr>
     </w:p>
     <w:p>
       <w:pPr>
@@ -623,8 +695,15 @@
         <w:t xml:space="preserve">HU-07 (Detalle y contacto): </w:t>
       </w:r>
       <w:r>
-        <w:t>Como comprador, quiero ver los productos con sus variantes de color y tamaño, y contactar a la emprendedora por WhatsApp o formulario (RF-CMP-02, RF-CMP-03, RF-CMP-05, RF-CFG-01).</w:t>
-      </w:r>
+        <w:t xml:space="preserve">Como comprador, quiero ver los productos con sus variantes de color y tamaño, y contactar a la emprendedora por WhatsApp o formulario </w:t>
+      </w:r>
+    </w:p>
+    <w:p>
+      <w:pPr>
+        <w:pStyle w:val="Prrafodelista"/>
+        <w:spacing w:before="20" w:after="40"/>
+        <w:ind w:left="720"/>
+      </w:pPr>
     </w:p>
     <w:p>
       <w:pPr>
@@ -643,115 +722,68 @@
         <w:t xml:space="preserve">HU-08 (Seguimiento y alertas): </w:t>
       </w:r>
       <w:r>
-        <w:t xml:space="preserve">Como comprador con cuenta, quiero seguir a mis tiendas favoritas para recibir notificaciones </w:t>
+        <w:t xml:space="preserve">Como comprador con cuenta, quiero seguir a mis tiendas favoritas para recibir notificaciones cuando confirmen su presencia en una feria </w:t>
+      </w:r>
+    </w:p>
+    <w:p>
+      <w:pPr>
+        <w:pStyle w:val="Prrafodelista"/>
+        <w:spacing w:before="20" w:after="40"/>
+        <w:ind w:left="720"/>
+      </w:pPr>
+    </w:p>
+    <w:p>
+      <w:pPr>
+        <w:pStyle w:val="Prrafodelista"/>
+        <w:numPr>
+          <w:ilvl w:val="0"/>
+          <w:numId w:val="1"/>
+        </w:numPr>
+        <w:spacing w:before="20" w:after="40"/>
+      </w:pPr>
+      <w:r>
+        <w:rPr>
+          <w:b/>
+          <w:bCs/>
+        </w:rPr>
+        <w:t xml:space="preserve">HU-09 (Registro administrativo): </w:t>
+      </w:r>
+      <w:r>
+        <w:t xml:space="preserve">Como administrador, quiero registrar nuevas emprendedoras y asignarlas a asociaciones para habilitar su acceso a la plataforma </w:t>
+      </w:r>
+    </w:p>
+    <w:p>
+      <w:pPr>
+        <w:spacing w:before="20" w:after="40"/>
+      </w:pPr>
+    </w:p>
+    <w:p>
+      <w:pPr>
+        <w:pStyle w:val="Prrafodelista"/>
+        <w:numPr>
+          <w:ilvl w:val="0"/>
+          <w:numId w:val="1"/>
+        </w:numPr>
+        <w:spacing w:before="20" w:after="40"/>
+      </w:pPr>
+      <w:r>
+        <w:rPr>
+          <w:b/>
+          <w:bCs/>
+        </w:rPr>
+        <w:t xml:space="preserve">HU-10 (Coordinación de ferias): </w:t>
+      </w:r>
+      <w:r>
+        <w:t xml:space="preserve">Como administrador, quiero crear ferias, invitar expositoras y consultar un </w:t>
       </w:r>
       <w:proofErr w:type="spellStart"/>
       <w:r>
-        <w:t>push</w:t>
+        <w:t>checklist</w:t>
       </w:r>
       <w:proofErr w:type="spellEnd"/>
       <w:r>
-        <w:t xml:space="preserve"> cuando confirmen su presencia en una feria (RF-CMP-06, RF-CMP-07, RF-ACC-08).</w:t>
-      </w:r>
-    </w:p>
-    <w:p>
-      <w:pPr>
-        <w:pStyle w:val="Prrafodelista"/>
-        <w:numPr>
-          <w:ilvl w:val="0"/>
-          <w:numId w:val="1"/>
-        </w:numPr>
-        <w:spacing w:before="20" w:after="40"/>
-      </w:pPr>
-      <w:r>
-        <w:rPr>
-          <w:b/>
-          <w:bCs/>
-        </w:rPr>
-        <w:lastRenderedPageBreak/>
-        <w:t xml:space="preserve">HU-09 (Registro administrativo): </w:t>
-      </w:r>
-      <w:r>
-        <w:t>Como administrador, quiero registrar nuevas emprendedoras y asignarlas a asociaciones para habilitar su acceso a la plataforma (RF-ADM-01, RF-ASO-02, RN-01).</w:t>
-      </w:r>
-    </w:p>
-    <w:p>
-      <w:pPr>
-        <w:pStyle w:val="Prrafodelista"/>
-        <w:numPr>
-          <w:ilvl w:val="0"/>
-          <w:numId w:val="1"/>
-        </w:numPr>
-        <w:spacing w:before="20" w:after="40"/>
-      </w:pPr>
-      <w:r>
-        <w:rPr>
-          <w:b/>
-          <w:bCs/>
-        </w:rPr>
-        <w:t xml:space="preserve">HU-10 (Coordinación de ferias): </w:t>
-      </w:r>
-      <w:r>
-        <w:t xml:space="preserve">Como administrador, quiero crear ferias, invitar expositoras y consultar un </w:t>
-      </w:r>
-      <w:proofErr w:type="spellStart"/>
-      <w:r>
-        <w:t>checklist</w:t>
-      </w:r>
-      <w:proofErr w:type="spellEnd"/>
-      <w:r>
-        <w:t xml:space="preserve"> en tiempo real para organizar los eventos de la comuna (RF-FER-01, RF-FER-02, RF-FER-04, RF-FER-06).</w:t>
-      </w:r>
-    </w:p>
-    <w:p>
-      <w:pPr>
-        <w:pStyle w:val="Prrafodelista"/>
-        <w:numPr>
-          <w:ilvl w:val="0"/>
-          <w:numId w:val="1"/>
-        </w:numPr>
-        <w:spacing w:before="20" w:after="40"/>
-      </w:pPr>
-      <w:r>
-        <w:rPr>
-          <w:b/>
-          <w:bCs/>
-        </w:rPr>
-        <w:t xml:space="preserve">HU-11 (Navegación abierta para visitantes): </w:t>
-      </w:r>
-      <w:r>
-        <w:t>Como visitante que recibe un enlace por WhatsApp, quiero consultar la vitrina pública de una tienda sin obligación de registrarme previamente (RF-COM-03, RF-ACC-07).</w:t>
-      </w:r>
-    </w:p>
-    <w:p>
-      <w:pPr>
-        <w:pStyle w:val="Prrafodelista"/>
-        <w:numPr>
-          <w:ilvl w:val="0"/>
-          <w:numId w:val="1"/>
-        </w:numPr>
-        <w:spacing w:before="20" w:after="40"/>
-      </w:pPr>
-      <w:r>
-        <w:rPr>
-          <w:b/>
-          <w:bCs/>
-        </w:rPr>
-        <w:t xml:space="preserve">HU-12 (Información de ferias): </w:t>
-      </w:r>
-      <w:r>
-        <w:t>Como comprador, quiero consultar las fichas de las próximas ferias comunales con mapa y lista de participantes confirmadas (RF-CMP-04, RF-FER-10).</w:t>
-      </w:r>
-    </w:p>
-    <w:p>
-      <w:pPr>
-        <w:spacing w:before="20" w:after="40"/>
-      </w:pPr>
-    </w:p>
-    <w:p>
-      <w:pPr>
-        <w:spacing w:before="20" w:after="40"/>
-      </w:pPr>
+        <w:t xml:space="preserve"> en tiempo real para organizar los eventos de la comuna </w:t>
+      </w:r>
     </w:p>
     <w:p>
       <w:pPr>
@@ -1020,6 +1052,7 @@
           <w:b/>
           <w:bCs/>
         </w:rPr>
+        <w:lastRenderedPageBreak/>
         <w:t xml:space="preserve">Tipo de Producto y Categoría: </w:t>
       </w:r>
       <w:r>
@@ -1040,7 +1073,6 @@
           <w:b/>
           <w:bCs/>
         </w:rPr>
-        <w:lastRenderedPageBreak/>
         <w:t xml:space="preserve">Producto: </w:t>
       </w:r>
       <w:r>
@@ -1276,6 +1308,7 @@
           <w:b/>
           <w:bCs/>
         </w:rPr>
+        <w:lastRenderedPageBreak/>
         <w:t xml:space="preserve">Artesanía Textil y Madera: </w:t>
       </w:r>
       <w:r>
@@ -1296,7 +1329,6 @@
           <w:b/>
           <w:bCs/>
         </w:rPr>
-        <w:lastRenderedPageBreak/>
         <w:t xml:space="preserve">Vestuario y Accesorios: </w:t>
       </w:r>
       <w:r>
